--- a/Visa/801 - Permanent Residency/Prepared Documents/Visa 801 Outstanding Items Report - WaKr-2631-801-3.docx
+++ b/Visa/801 - Permanent Residency/Prepared Documents/Visa 801 Outstanding Items Report - WaKr-2631-801-3.docx
@@ -156,7 +156,7 @@
           <w:rFonts w:ascii="Aptos" w:hAnsi="Aptos"/>
           <w:sz w:val="20"/>
         </w:rPr>
-        <w:t xml:space="preserve"> — incorporate the confirmed facts below, complete Scott's final voice and accuracy review, obtain Affinity's review, update the statement date and arrange signing.</w:t>
+        <w:t xml:space="preserve"> — the confirmed occupation, employment date, sanctuary date, AustralianSuper and Bali-contact wording has been incorporated. Complete Scott's final voice and accuracy review, obtain Affinity's review, update the statement date and arrange signing.</w:t>
       </w:r>
     </w:p>
     <w:p>

--- a/Visa/801 - Permanent Residency/Prepared Documents/Visa 801 Outstanding Items Report - WaKr-2631-801-3.docx
+++ b/Visa/801 - Permanent Residency/Prepared Documents/Visa 801 Outstanding Items Report - WaKr-2631-801-3.docx
@@ -755,66 +755,6 @@
           <w:b/>
           <w:sz w:val="20"/>
         </w:rPr>
-        <w:t>Concord West work activity:</w:t>
-      </w:r>
-      <w:r>
-        <w:rPr>
-          <w:rFonts w:ascii="Aptos" w:hAnsi="Aptos"/>
-          <w:sz w:val="20"/>
-        </w:rPr>
-        <w:t xml:space="preserve"> Scott's records place him in Concord West on 10 November 2025, but he cannot presently confirm the surrounding travel dates or whether Kristina accompanied him. Does this need to be resolved or included?</w:t>
-      </w:r>
-    </w:p>
-    <w:p>
-      <w:pPr>
-        <w:ind w:left="317" w:hanging="259"/>
-      </w:pPr>
-      <w:r>
-        <w:rPr>
-          <w:rFonts w:ascii="Aptos" w:hAnsi="Aptos"/>
-          <w:b/>
-          <w:color w:val="9C4800"/>
-          <w:sz w:val="19"/>
-          <w:highlight w:val="yellow"/>
-        </w:rPr>
-        <w:t xml:space="preserve">TO DO  </w:t>
-      </w:r>
-      <w:r>
-        <w:rPr>
-          <w:rFonts w:ascii="Aptos" w:hAnsi="Aptos"/>
-          <w:b/>
-          <w:sz w:val="20"/>
-        </w:rPr>
-        <w:t>Assets and liabilities:</w:t>
-      </w:r>
-      <w:r>
-        <w:rPr>
-          <w:rFonts w:ascii="Aptos" w:hAnsi="Aptos"/>
-          <w:sz w:val="20"/>
-        </w:rPr>
-        <w:t xml:space="preserve"> No genuinely joint asset or liability has yet been identified as acquired after 24 September 2025. Should this category be marked not applicable? Should the pre-grant car, which is in Scott's name but used as a shared household asset, be included as context?</w:t>
-      </w:r>
-    </w:p>
-    <w:p>
-      <w:pPr>
-        <w:ind w:left="317" w:hanging="259"/>
-      </w:pPr>
-      <w:r>
-        <w:rPr>
-          <w:rFonts w:ascii="Aptos" w:hAnsi="Aptos"/>
-          <w:b/>
-          <w:color w:val="9C4800"/>
-          <w:sz w:val="19"/>
-          <w:highlight w:val="yellow"/>
-        </w:rPr>
-        <w:t xml:space="preserve">TO DO  </w:t>
-      </w:r>
-      <w:r>
-        <w:rPr>
-          <w:rFonts w:ascii="Aptos" w:hAnsi="Aptos"/>
-          <w:b/>
-          <w:sz w:val="20"/>
-        </w:rPr>
         <w:t>Utilities:</w:t>
       </w:r>
       <w:r>
@@ -875,36 +815,6 @@
           <w:b/>
           <w:sz w:val="20"/>
         </w:rPr>
-        <w:t>Checklist wording:</w:t>
-      </w:r>
-      <w:r>
-        <w:rPr>
-          <w:rFonts w:ascii="Aptos" w:hAnsi="Aptos"/>
-          <w:sz w:val="20"/>
-        </w:rPr>
-        <w:t xml:space="preserve"> Confirm that the reference to “Subclass 729” is a typographical error and should say subclass 820.</w:t>
-      </w:r>
-    </w:p>
-    <w:p>
-      <w:pPr>
-        <w:ind w:left="317" w:hanging="259"/>
-      </w:pPr>
-      <w:r>
-        <w:rPr>
-          <w:rFonts w:ascii="Aptos" w:hAnsi="Aptos"/>
-          <w:b/>
-          <w:color w:val="9C4800"/>
-          <w:sz w:val="19"/>
-          <w:highlight w:val="yellow"/>
-        </w:rPr>
-        <w:t xml:space="preserve">TO DO  </w:t>
-      </w:r>
-      <w:r>
-        <w:rPr>
-          <w:rFonts w:ascii="Aptos" w:hAnsi="Aptos"/>
-          <w:b/>
-          <w:sz w:val="20"/>
-        </w:rPr>
         <w:t>Urunga lease:</w:t>
       </w:r>
       <w:r>
@@ -913,36 +823,6 @@
           <w:sz w:val="20"/>
         </w:rPr>
         <w:t xml:space="preserve"> The agreement ticks a six-month term but contains a written end date of 10 February 2025. Does Affinity require clarification or evidence of the subsequent continuation?</w:t>
-      </w:r>
-    </w:p>
-    <w:p>
-      <w:pPr>
-        <w:ind w:left="317" w:hanging="259"/>
-      </w:pPr>
-      <w:r>
-        <w:rPr>
-          <w:rFonts w:ascii="Aptos" w:hAnsi="Aptos"/>
-          <w:b/>
-          <w:color w:val="9C4800"/>
-          <w:sz w:val="19"/>
-          <w:highlight w:val="yellow"/>
-        </w:rPr>
-        <w:t xml:space="preserve">TO DO  </w:t>
-      </w:r>
-      <w:r>
-        <w:rPr>
-          <w:rFonts w:ascii="Aptos" w:hAnsi="Aptos"/>
-          <w:b/>
-          <w:sz w:val="20"/>
-        </w:rPr>
-        <w:t>Wills:</w:t>
-      </w:r>
-      <w:r>
-        <w:rPr>
-          <w:rFonts w:ascii="Aptos" w:hAnsi="Aptos"/>
-          <w:sz w:val="20"/>
-        </w:rPr>
-        <w:t xml:space="preserve"> If neither partner has a relevant existing will, should this category simply be marked not applicable?</w:t>
       </w:r>
     </w:p>
     <w:p>
@@ -1090,27 +970,6 @@
           <w:sz w:val="20"/>
         </w:rPr>
         <w:t>Ask Affinity whether further evidence is required for the solo Sydney trip or the shorter absences.</w:t>
-      </w:r>
-    </w:p>
-    <w:p>
-      <w:pPr>
-        <w:ind w:left="317" w:hanging="259"/>
-      </w:pPr>
-      <w:r>
-        <w:rPr>
-          <w:rFonts w:ascii="Aptos" w:hAnsi="Aptos"/>
-          <w:b/>
-          <w:color w:val="9C4800"/>
-          <w:sz w:val="19"/>
-        </w:rPr>
-        <w:t xml:space="preserve">TO DO  </w:t>
-      </w:r>
-      <w:r>
-        <w:rPr>
-          <w:rFonts w:ascii="Aptos" w:hAnsi="Aptos"/>
-          <w:sz w:val="20"/>
-        </w:rPr>
-        <w:t>Resolve the 10 November 2025 Concord West activity only if Affinity considers it necessary.</w:t>
       </w:r>
     </w:p>
     <w:p>

--- a/Visa/801 - Permanent Residency/Prepared Documents/Visa 801 Outstanding Items Report - WaKr-2631-801-3.docx
+++ b/Visa/801 - Permanent Residency/Prepared Documents/Visa 801 Outstanding Items Report - WaKr-2631-801-3.docx
@@ -186,7 +186,7 @@
           <w:rFonts w:ascii="Aptos" w:hAnsi="Aptos"/>
           <w:sz w:val="20"/>
         </w:rPr>
-        <w:t xml:space="preserve"> — add approximately 6–8 well-spaced photos from the gaps listed below, then review captions and final coverage.</w:t>
+        <w:t xml:space="preserve"> — review the updated 24-photo draft. If available, add one or two photos from March–May 2026 and one or two from September–October 2026; otherwise ask Affinity whether the current coverage is sufficient.</w:t>
       </w:r>
     </w:p>
     <w:p>
@@ -797,36 +797,6 @@
     </w:p>
     <w:p>
       <w:pPr>
-        <w:ind w:left="317" w:hanging="259"/>
-      </w:pPr>
-      <w:r>
-        <w:rPr>
-          <w:rFonts w:ascii="Aptos" w:hAnsi="Aptos"/>
-          <w:b/>
-          <w:color w:val="9C4800"/>
-          <w:sz w:val="19"/>
-          <w:highlight w:val="yellow"/>
-        </w:rPr>
-        <w:t xml:space="preserve">TO DO  </w:t>
-      </w:r>
-      <w:r>
-        <w:rPr>
-          <w:rFonts w:ascii="Aptos" w:hAnsi="Aptos"/>
-          <w:b/>
-          <w:sz w:val="20"/>
-        </w:rPr>
-        <w:t>Urunga lease:</w:t>
-      </w:r>
-      <w:r>
-        <w:rPr>
-          <w:rFonts w:ascii="Aptos" w:hAnsi="Aptos"/>
-          <w:sz w:val="20"/>
-        </w:rPr>
-        <w:t xml:space="preserve"> The agreement ticks a six-month term but contains a written end date of 10 February 2025. Does Affinity require clarification or evidence of the subsequent continuation?</w:t>
-      </w:r>
-    </w:p>
-    <w:p>
-      <w:pPr>
         <w:pStyle w:val="Heading1"/>
       </w:pPr>
       <w:r>
@@ -990,7 +960,7 @@
           <w:rFonts w:ascii="Aptos" w:hAnsi="Aptos"/>
           <w:sz w:val="20"/>
         </w:rPr>
-        <w:t>The draft contains 18 photos across 10 dates. It is strongest around the December 2025 Bulgaria trip and needs broader coverage of ordinary life in Australia.</w:t>
+        <w:t>The updated draft contains 24 photos across 16 dates from August 2025 to August 2026. Kristina's added photos materially improve June–August 2026 coverage, including family, friends, sailing, walking and a current couple photograph. The remaining date gaps are March–May 2026 and September–October 2026.</w:t>
       </w:r>
     </w:p>
     <w:p>
@@ -1001,18 +971,17 @@
         <w:rPr>
           <w:rFonts w:ascii="Aptos" w:hAnsi="Aptos"/>
           <w:b/>
-          <w:color w:val="9C4800"/>
+          <w:color w:val="1A703D"/>
           <w:sz w:val="19"/>
-          <w:highlight w:val="yellow"/>
         </w:rPr>
-        <w:t xml:space="preserve">TO DO  </w:t>
+        <w:t xml:space="preserve">DONE  </w:t>
       </w:r>
       <w:r>
         <w:rPr>
           <w:rFonts w:ascii="Aptos" w:hAnsi="Aptos"/>
           <w:sz w:val="20"/>
         </w:rPr>
-        <w:t xml:space="preserve">Add two or three photos from </w:t>
+        <w:t xml:space="preserve">Add recent photos through </w:t>
       </w:r>
       <w:r>
         <w:rPr>
@@ -1020,7 +989,7 @@
           <w:b/>
           <w:sz w:val="20"/>
         </w:rPr>
-        <w:t>August–October 2026</w:t>
+        <w:t>August 2026</w:t>
       </w:r>
       <w:r>
         <w:rPr>
@@ -1049,7 +1018,7 @@
           <w:rFonts w:ascii="Aptos" w:hAnsi="Aptos"/>
           <w:sz w:val="20"/>
         </w:rPr>
-        <w:t xml:space="preserve">Add two or three photos from </w:t>
+        <w:t xml:space="preserve">If available, add one or two photos from </w:t>
       </w:r>
       <w:r>
         <w:rPr>
@@ -1086,7 +1055,7 @@
           <w:rFonts w:ascii="Aptos" w:hAnsi="Aptos"/>
           <w:sz w:val="20"/>
         </w:rPr>
-        <w:t xml:space="preserve">Add one or two photos from </w:t>
+        <w:t xml:space="preserve">If available, add one or two photos from </w:t>
       </w:r>
       <w:r>
         <w:rPr>
@@ -1094,14 +1063,14 @@
           <w:b/>
           <w:sz w:val="20"/>
         </w:rPr>
-        <w:t>September–November 2025</w:t>
+        <w:t>September–October 2026</w:t>
       </w:r>
       <w:r>
         <w:rPr>
           <w:rFonts w:ascii="Aptos" w:hAnsi="Aptos"/>
           <w:sz w:val="20"/>
         </w:rPr>
-        <w:t>, ideally after Kristina returned from Bali.</w:t>
+        <w:t>.</w:t>
       </w:r>
     </w:p>
     <w:p>
@@ -1112,17 +1081,17 @@
         <w:rPr>
           <w:rFonts w:ascii="Aptos" w:hAnsi="Aptos"/>
           <w:b/>
-          <w:color w:val="9C4800"/>
+          <w:color w:val="1A703D"/>
           <w:sz w:val="19"/>
         </w:rPr>
-        <w:t xml:space="preserve">TO DO  </w:t>
+        <w:t xml:space="preserve">DONE  </w:t>
       </w:r>
       <w:r>
         <w:rPr>
           <w:rFonts w:ascii="Aptos" w:hAnsi="Aptos"/>
           <w:sz w:val="20"/>
         </w:rPr>
-        <w:t>Add one or two ordinary-life photos at home, walking or caring for the dog, cooking, or doing another shared activity.</w:t>
+        <w:t>Add broader ordinary-activity and social coverage, including walking, sailing and time with friends.</w:t>
       </w:r>
     </w:p>
     <w:p>
@@ -1133,17 +1102,17 @@
         <w:rPr>
           <w:rFonts w:ascii="Aptos" w:hAnsi="Aptos"/>
           <w:b/>
-          <w:color w:val="9C4800"/>
+          <w:color w:val="1A703D"/>
           <w:sz w:val="19"/>
         </w:rPr>
-        <w:t xml:space="preserve">TO DO  </w:t>
+        <w:t xml:space="preserve">DONE  </w:t>
       </w:r>
       <w:r>
         <w:rPr>
           <w:rFonts w:ascii="Aptos" w:hAnsi="Aptos"/>
           <w:sz w:val="20"/>
         </w:rPr>
-        <w:t>Add one or two Australian social photos with family or friends if available.</w:t>
+        <w:t>Add Australian social photos with family or friends.</w:t>
       </w:r>
     </w:p>
     <w:p>
@@ -1173,7 +1142,7 @@
           <w:rFonts w:ascii="Aptos" w:hAnsi="Aptos"/>
           <w:sz w:val="20"/>
         </w:rPr>
-        <w:t>Ask Kristina for approximately 8–12 candidates and select the best 6–8. Avoid adding more Christmas duplicates or near-identical selfies.</w:t>
+        <w:t>If no suitable photos exist for the remaining gaps, ask Affinity whether the current 24-photo spread is sufficient. Avoid adding more Christmas duplicates or near-identical selfies.</w:t>
       </w:r>
     </w:p>
     <w:p>

--- a/Visa/801 - Permanent Residency/Prepared Documents/Visa 801 Outstanding Items Report - WaKr-2631-801-3.docx
+++ b/Visa/801 - Permanent Residency/Prepared Documents/Visa 801 Outstanding Items Report - WaKr-2631-801-3.docx
@@ -2366,9 +2366,6 @@
     <w:rsid w:val="00FC693F"/>
     <w:pPr>
       <w:keepNext/>
-      <w:pBdr>
-        <w:bottom w:val="single" w:sz="8" w:space="4" w:color="4F81BD" w:themeColor="accent1"/>
-      </w:pBdr>
       <w:spacing w:after="300" w:line="240" w:lineRule="auto"/>
       <w:contextualSpacing/>
     </w:pPr>

--- a/Visa/801 - Permanent Residency/Prepared Documents/Visa 801 Outstanding Items Report - WaKr-2631-801-3.docx
+++ b/Visa/801 - Permanent Residency/Prepared Documents/Visa 801 Outstanding Items Report - WaKr-2631-801-3.docx
@@ -126,7 +126,7 @@
           <w:rFonts w:ascii="Aptos" w:hAnsi="Aptos"/>
           <w:sz w:val="20"/>
         </w:rPr>
-        <w:t xml:space="preserve"> — correct Mum's reviewed draft, then arrange signing and witnessing. Obtain Jaya's updated statement and arrange signing and witnessing.</w:t>
+        <w:t xml:space="preserve"> — correct Mum's reviewed draft. Review Jaya's newly prepared draft, confirm the highlighted details, remove the review notes, then arrange identity attachments, signing and witnessing for both statements.</w:t>
       </w:r>
     </w:p>
     <w:p>
@@ -209,36 +209,6 @@
           <w:b/>
           <w:sz w:val="20"/>
         </w:rPr>
-        <w:t>Kristina's AustralianSuper beneficiary evidence</w:t>
-      </w:r>
-      <w:r>
-        <w:rPr>
-          <w:rFonts w:ascii="Aptos" w:hAnsi="Aptos"/>
-          <w:sz w:val="20"/>
-        </w:rPr>
-        <w:t xml:space="preserve"> — log in with Kristina and capture a clear page showing Scott as beneficiary. Record the nomination type and percentage if displayed.</w:t>
-      </w:r>
-    </w:p>
-    <w:p>
-      <w:pPr>
-        <w:ind w:left="317" w:hanging="259"/>
-      </w:pPr>
-      <w:r>
-        <w:rPr>
-          <w:rFonts w:ascii="Aptos" w:hAnsi="Aptos"/>
-          <w:b/>
-          <w:color w:val="9C4800"/>
-          <w:sz w:val="19"/>
-          <w:highlight w:val="yellow"/>
-        </w:rPr>
-        <w:t xml:space="preserve">TO DO  </w:t>
-      </w:r>
-      <w:r>
-        <w:rPr>
-          <w:rFonts w:ascii="Aptos" w:hAnsi="Aptos"/>
-          <w:b/>
-          <w:sz w:val="20"/>
-        </w:rPr>
         <w:t>Shared-address correspondence</w:t>
       </w:r>
       <w:r>
@@ -299,17 +269,17 @@
         <w:rPr>
           <w:rFonts w:ascii="Aptos" w:hAnsi="Aptos"/>
           <w:b/>
-          <w:color w:val="9C4800"/>
+          <w:color w:val="1A703D"/>
           <w:sz w:val="19"/>
         </w:rPr>
-        <w:t xml:space="preserve">TO DO  </w:t>
+        <w:t xml:space="preserve">DONE  </w:t>
       </w:r>
       <w:r>
         <w:rPr>
           <w:rFonts w:ascii="Aptos" w:hAnsi="Aptos"/>
           <w:sz w:val="20"/>
         </w:rPr>
-        <w:t>Current passport biographical page for Kristina.</w:t>
+        <w:t>Current passport biographical page for Kristina — added to Evidence.</w:t>
       </w:r>
     </w:p>
     <w:p>
@@ -320,17 +290,17 @@
         <w:rPr>
           <w:rFonts w:ascii="Aptos" w:hAnsi="Aptos"/>
           <w:b/>
-          <w:color w:val="9C4800"/>
+          <w:color w:val="1A703D"/>
           <w:sz w:val="19"/>
         </w:rPr>
-        <w:t xml:space="preserve">TO DO  </w:t>
+        <w:t xml:space="preserve">DONE  </w:t>
       </w:r>
       <w:r>
         <w:rPr>
           <w:rFonts w:ascii="Aptos" w:hAnsi="Aptos"/>
           <w:sz w:val="20"/>
         </w:rPr>
-        <w:t>Current passport biographical page for Scott.</w:t>
+        <w:t>Current passport biographical page for Scott — added to Evidence.</w:t>
       </w:r>
     </w:p>
     <w:p>
@@ -362,17 +332,17 @@
         <w:rPr>
           <w:rFonts w:ascii="Aptos" w:hAnsi="Aptos"/>
           <w:b/>
-          <w:color w:val="9C4800"/>
+          <w:color w:val="1A703D"/>
           <w:sz w:val="19"/>
         </w:rPr>
-        <w:t xml:space="preserve">TO DO  </w:t>
+        <w:t xml:space="preserve">DONE  </w:t>
       </w:r>
       <w:r>
         <w:rPr>
           <w:rFonts w:ascii="Aptos" w:hAnsi="Aptos"/>
           <w:sz w:val="20"/>
         </w:rPr>
-        <w:t>Kristina's current NSW driver licence.</w:t>
+        <w:t>Kristina's current NSW driver licence — added to Evidence.</w:t>
       </w:r>
     </w:p>
     <w:p>
@@ -404,17 +374,17 @@
         <w:rPr>
           <w:rFonts w:ascii="Aptos" w:hAnsi="Aptos"/>
           <w:b/>
-          <w:color w:val="9C4800"/>
+          <w:color w:val="1A703D"/>
           <w:sz w:val="19"/>
         </w:rPr>
-        <w:t xml:space="preserve">TO DO  </w:t>
+        <w:t xml:space="preserve">DONE  </w:t>
       </w:r>
       <w:r>
         <w:rPr>
           <w:rFonts w:ascii="Aptos" w:hAnsi="Aptos"/>
           <w:sz w:val="20"/>
         </w:rPr>
-        <w:t>Subclass 820 grant letter.</w:t>
+        <w:t>Subclass 820 grant letter — filed locally and uploaded to Evidence.</w:t>
       </w:r>
     </w:p>
     <w:p>
@@ -448,6 +418,27 @@
           <w:sz w:val="30"/>
         </w:rPr>
         <w:t>3. Relationship statement facts now confirmed</w:t>
+      </w:r>
+    </w:p>
+    <w:p>
+      <w:pPr>
+        <w:ind w:left="317" w:hanging="259"/>
+      </w:pPr>
+      <w:r>
+        <w:rPr>
+          <w:rFonts w:ascii="Aptos" w:hAnsi="Aptos"/>
+          <w:b/>
+          <w:color w:val="1A703D"/>
+          <w:sz w:val="19"/>
+        </w:rPr>
+        <w:t xml:space="preserve">DONE  </w:t>
+      </w:r>
+      <w:r>
+        <w:rPr>
+          <w:rFonts w:ascii="Aptos" w:hAnsi="Aptos"/>
+          <w:sz w:val="20"/>
+        </w:rPr>
+        <w:t>Social details added: Bad Bunny concert in Sydney in February 2026; whale watching with Kristina's friends in August 2026; January 2026 time with Kristina's friend and her husband; closer family relationships maintained mainly by telephone and video calls; and Kristina's local friendship group in Coffs Harbour.</w:t>
       </w:r>
     </w:p>
     <w:p>
@@ -648,7 +639,7 @@
           <w:rFonts w:ascii="Aptos" w:hAnsi="Aptos"/>
           <w:sz w:val="20"/>
         </w:rPr>
-        <w:t>Scott has personally seen that he is a beneficiary of Kristina's AustralianSuper account. Documentary evidence remains to be captured.</w:t>
+        <w:t>Kristina's AustralianSuper beneficiary evidence naming Scott has been added to Evidence.</w:t>
       </w:r>
     </w:p>
     <w:p>
@@ -1091,7 +1082,7 @@
           <w:rFonts w:ascii="Aptos" w:hAnsi="Aptos"/>
           <w:sz w:val="20"/>
         </w:rPr>
-        <w:t>Add broader ordinary-activity and social coverage, including walking, sailing and time with friends.</w:t>
+        <w:t>Add broader ordinary-activity and social coverage, including walking, whale watching and time with friends.</w:t>
       </w:r>
     </w:p>
     <w:p>
@@ -1322,7 +1313,7 @@
           <w:rFonts w:ascii="Aptos" w:hAnsi="Aptos"/>
           <w:sz w:val="20"/>
         </w:rPr>
-        <w:t>Scott's IOOF beneficiary evidence naming Kristina as 100% beneficiary under a binding non-lapsing nomination.</w:t>
+        <w:t>Superannuation beneficiary evidence for both partners; Scott's IOOF nomination names Kristina as 100% beneficiary under a binding non-lapsing nomination.</w:t>
       </w:r>
     </w:p>
     <w:p>
@@ -2366,6 +2357,9 @@
     <w:rsid w:val="00FC693F"/>
     <w:pPr>
       <w:keepNext/>
+      <w:pBdr>
+        <w:bottom w:val="single" w:sz="8" w:space="4" w:color="4F81BD" w:themeColor="accent1"/>
+      </w:pBdr>
       <w:spacing w:after="300" w:line="240" w:lineRule="auto"/>
       <w:contextualSpacing/>
     </w:pPr>

--- a/Visa/801 - Permanent Residency/Prepared Documents/Visa 801 Outstanding Items Report - WaKr-2631-801-3.docx
+++ b/Visa/801 - Permanent Residency/Prepared Documents/Visa 801 Outstanding Items Report - WaKr-2631-801-3.docx
@@ -126,7 +126,7 @@
           <w:rFonts w:ascii="Aptos" w:hAnsi="Aptos"/>
           <w:sz w:val="20"/>
         </w:rPr>
-        <w:t xml:space="preserve"> — correct Mum's reviewed draft. Review Jaya's newly prepared draft, confirm the highlighted details, remove the review notes, then arrange identity attachments, signing and witnessing for both statements.</w:t>
+        <w:t xml:space="preserve"> — obtain Mum's confirmation of the corrected draft already emailed to her. Review Jaya's newly prepared draft and confirm the highlighted details. Then arrange identity attachments, signing and witnessing for both statements.</w:t>
       </w:r>
     </w:p>
     <w:p>

--- a/Visa/801 - Permanent Residency/Prepared Documents/Visa 801 Outstanding Items Report - WaKr-2631-801-3.docx
+++ b/Visa/801 - Permanent Residency/Prepared Documents/Visa 801 Outstanding Items Report - WaKr-2631-801-3.docx
@@ -96,7 +96,7 @@
           <w:rFonts w:ascii="Aptos" w:hAnsi="Aptos"/>
           <w:sz w:val="20"/>
         </w:rPr>
-        <w:t xml:space="preserve"> — complete using the previous form and attachment as the base, then review every answer for changes.</w:t>
+        <w:t xml:space="preserve"> — Kristina completed the supporting attachment and a reviewed Word/PDF version is in Drive. Confirm the remaining main-PDF facts, ask Affinity how to present the 2024–2026 study/volunteering period and subclass 820 visa-history row, obtain Affinity's review, then sign and date the final main form.</w:t>
       </w:r>
     </w:p>
     <w:p>
@@ -197,11 +197,10 @@
         <w:rPr>
           <w:rFonts w:ascii="Aptos" w:hAnsi="Aptos"/>
           <w:b/>
-          <w:color w:val="9C4800"/>
+          <w:color w:val="1A703D"/>
           <w:sz w:val="19"/>
-          <w:highlight w:val="yellow"/>
         </w:rPr>
-        <w:t xml:space="preserve">TO DO  </w:t>
+        <w:t xml:space="preserve">DONE  </w:t>
       </w:r>
       <w:r>
         <w:rPr>
@@ -216,7 +215,7 @@
           <w:rFonts w:ascii="Aptos" w:hAnsi="Aptos"/>
           <w:sz w:val="20"/>
         </w:rPr>
-        <w:t xml:space="preserve"> — locate correspondence addressed jointly, or separate correspondence addressed to Scott and Kristina at the same residential address.</w:t>
+        <w:t xml:space="preserve"> — none is known. Use the joint leases and separate same-address evidence instead.</w:t>
       </w:r>
     </w:p>
     <w:p>
@@ -395,17 +394,17 @@
         <w:rPr>
           <w:rFonts w:ascii="Aptos" w:hAnsi="Aptos"/>
           <w:b/>
-          <w:color w:val="9C4800"/>
+          <w:color w:val="1A703D"/>
           <w:sz w:val="19"/>
         </w:rPr>
-        <w:t xml:space="preserve">TO DO  </w:t>
+        <w:t xml:space="preserve">DONE  </w:t>
       </w:r>
       <w:r>
         <w:rPr>
           <w:rFonts w:ascii="Aptos" w:hAnsi="Aptos"/>
           <w:sz w:val="20"/>
         </w:rPr>
-        <w:t>Bali return-flight evidence for Kristina, if not yet received and filed.</w:t>
+        <w:t>Bali return-flight evidence — Jetstar JQ94 departed Denpasar on 10 October 2025 and arrived at the Gold Coast on 11 October 2025; the forwarded confirmation is filed in Drive.</w:t>
       </w:r>
     </w:p>
     <w:p>
@@ -671,17 +670,32 @@
         <w:rPr>
           <w:rFonts w:ascii="Aptos" w:hAnsi="Aptos"/>
           <w:b/>
-          <w:color w:val="9C4800"/>
+          <w:color w:val="1A703D"/>
           <w:sz w:val="19"/>
         </w:rPr>
-        <w:t xml:space="preserve">TO DO  </w:t>
+        <w:t xml:space="preserve">DONE  </w:t>
       </w:r>
       <w:r>
         <w:rPr>
           <w:rFonts w:ascii="Aptos" w:hAnsi="Aptos"/>
           <w:sz w:val="20"/>
         </w:rPr>
-        <w:t>Obtain Kristina's exact sanctuary role title from her contract or payslip if readily available.</w:t>
+        <w:t xml:space="preserve">Kristina confirmed the sanctuary role title as </w:t>
+      </w:r>
+      <w:r>
+        <w:rPr>
+          <w:rFonts w:ascii="Aptos" w:hAnsi="Aptos"/>
+          <w:b/>
+          <w:sz w:val="20"/>
+        </w:rPr>
+        <w:t>Animal Attendant</w:t>
+      </w:r>
+      <w:r>
+        <w:rPr>
+          <w:rFonts w:ascii="Aptos" w:hAnsi="Aptos"/>
+          <w:sz w:val="20"/>
+        </w:rPr>
+        <w:t xml:space="preserve"> and supplied the main duties in the Form 80 attachment.</w:t>
       </w:r>
     </w:p>
     <w:p>
@@ -764,11 +778,10 @@
         <w:rPr>
           <w:rFonts w:ascii="Aptos" w:hAnsi="Aptos"/>
           <w:b/>
-          <w:color w:val="9C4800"/>
+          <w:color w:val="1A703D"/>
           <w:sz w:val="19"/>
-          <w:highlight w:val="yellow"/>
         </w:rPr>
-        <w:t xml:space="preserve">TO DO  </w:t>
+        <w:t xml:space="preserve">DONE  </w:t>
       </w:r>
       <w:r>
         <w:rPr>
@@ -783,7 +796,7 @@
           <w:rFonts w:ascii="Aptos" w:hAnsi="Aptos"/>
           <w:sz w:val="20"/>
         </w:rPr>
-        <w:t xml:space="preserve"> Confirm that this is not applicable to the property.</w:t>
+        <w:t xml:space="preserve"> Not applicable to the property.</w:t>
       </w:r>
     </w:p>
     <w:p>
@@ -863,17 +876,17 @@
         <w:rPr>
           <w:rFonts w:ascii="Aptos" w:hAnsi="Aptos"/>
           <w:b/>
-          <w:color w:val="9C4800"/>
+          <w:color w:val="1A703D"/>
           <w:sz w:val="19"/>
         </w:rPr>
-        <w:t xml:space="preserve">TO DO  </w:t>
+        <w:t xml:space="preserve">DONE  </w:t>
       </w:r>
       <w:r>
         <w:rPr>
           <w:rFonts w:ascii="Aptos" w:hAnsi="Aptos"/>
           <w:sz w:val="20"/>
         </w:rPr>
-        <w:t>Add Kristina's Bali return evidence when received.</w:t>
+        <w:t>Kristina's Bali return evidence is filed; the flight departed Bali on 10 October and arrived in Australia on 11 October 2025.</w:t>
       </w:r>
     </w:p>
     <w:p>
@@ -1487,17 +1500,17 @@
         <w:rPr>
           <w:rFonts w:ascii="Aptos" w:hAnsi="Aptos"/>
           <w:b/>
-          <w:color w:val="9C4800"/>
+          <w:color w:val="1A703D"/>
           <w:sz w:val="19"/>
         </w:rPr>
-        <w:t xml:space="preserve">TO DO  </w:t>
+        <w:t xml:space="preserve">DONE  </w:t>
       </w:r>
       <w:r>
         <w:rPr>
           <w:rFonts w:ascii="Aptos" w:hAnsi="Aptos"/>
           <w:sz w:val="20"/>
         </w:rPr>
-        <w:t>Bulgaria accommodation information or additional travel photographs.</w:t>
+        <w:t>Bulgaria accommodation information or additional travel photographs are available.</w:t>
       </w:r>
     </w:p>
     <w:p>

--- a/Visa/801 - Permanent Residency/Prepared Documents/Visa 801 Outstanding Items Report - WaKr-2631-801-3.docx
+++ b/Visa/801 - Permanent Residency/Prepared Documents/Visa 801 Outstanding Items Report - WaKr-2631-801-3.docx
@@ -310,17 +310,17 @@
         <w:rPr>
           <w:rFonts w:ascii="Aptos" w:hAnsi="Aptos"/>
           <w:b/>
-          <w:color w:val="9C4800"/>
+          <w:color w:val="1A703D"/>
           <w:sz w:val="19"/>
         </w:rPr>
-        <w:t xml:space="preserve">TO DO  </w:t>
+        <w:t xml:space="preserve">DONE  </w:t>
       </w:r>
       <w:r>
         <w:rPr>
           <w:rFonts w:ascii="Aptos" w:hAnsi="Aptos"/>
           <w:sz w:val="20"/>
         </w:rPr>
-        <w:t>Kristina's Bulgarian national identity card.</w:t>
+        <w:t>Kristina's Bulgarian national identity card — front and back filed as a two-page colour PDF in Drive Evidence; the card includes English labels.</w:t>
       </w:r>
     </w:p>
     <w:p>
